--- a/UNIUBE-MD/Conteudo.docx
+++ b/UNIUBE-MD/Conteudo.docx
@@ -514,20 +514,23 @@
         <w:rPr>
           <w:b/>
           <w:bCs/>
-        </w:rPr>
-      </w:pPr>
-    </w:p>
-    <w:p>
-      <w:pPr>
-        <w:rPr>
-          <w:b/>
-          <w:bCs/>
-        </w:rPr>
-      </w:pPr>
-      <w:r>
-        <w:rPr>
-          <w:b/>
-          <w:bCs/>
+          <w:color w:val="EE0000"/>
+        </w:rPr>
+      </w:pPr>
+    </w:p>
+    <w:p>
+      <w:pPr>
+        <w:rPr>
+          <w:b/>
+          <w:bCs/>
+          <w:color w:val="EE0000"/>
+        </w:rPr>
+      </w:pPr>
+      <w:r>
+        <w:rPr>
+          <w:b/>
+          <w:bCs/>
+          <w:color w:val="EE0000"/>
         </w:rPr>
         <w:t xml:space="preserve">Unidade </w:t>
       </w:r>
@@ -535,6 +538,7 @@
         <w:rPr>
           <w:b/>
           <w:bCs/>
+          <w:color w:val="EE0000"/>
         </w:rPr>
         <w:t>6</w:t>
       </w:r>
@@ -542,6 +546,7 @@
         <w:rPr>
           <w:b/>
           <w:bCs/>
+          <w:color w:val="EE0000"/>
         </w:rPr>
         <w:t xml:space="preserve"> — Predicados</w:t>
       </w:r>
@@ -549,6 +554,7 @@
         <w:rPr>
           <w:b/>
           <w:bCs/>
+          <w:color w:val="EE0000"/>
         </w:rPr>
         <w:t>,</w:t>
       </w:r>
@@ -556,6 +562,7 @@
         <w:rPr>
           <w:b/>
           <w:bCs/>
+          <w:color w:val="EE0000"/>
         </w:rPr>
         <w:t xml:space="preserve"> Quantificadores</w:t>
       </w:r>
@@ -563,6 +570,7 @@
         <w:rPr>
           <w:b/>
           <w:bCs/>
+          <w:color w:val="EE0000"/>
         </w:rPr>
         <w:t xml:space="preserve"> e Demonstrações</w:t>
       </w:r>
@@ -574,32 +582,62 @@
           <w:numId w:val="7"/>
         </w:numPr>
         <w:spacing w:after="0"/>
-      </w:pPr>
-      <w:r>
+        <w:rPr>
+          <w:color w:val="EE0000"/>
+        </w:rPr>
+      </w:pPr>
+      <w:r>
+        <w:rPr>
+          <w:color w:val="EE0000"/>
+        </w:rPr>
         <w:t>V</w:t>
       </w:r>
       <w:r>
+        <w:rPr>
+          <w:color w:val="EE0000"/>
+        </w:rPr>
         <w:t>ariáveis</w:t>
       </w:r>
       <w:r>
+        <w:rPr>
+          <w:color w:val="EE0000"/>
+        </w:rPr>
         <w:t xml:space="preserve">, </w:t>
       </w:r>
       <w:r>
+        <w:rPr>
+          <w:color w:val="EE0000"/>
+        </w:rPr>
         <w:t>P</w:t>
       </w:r>
       <w:r>
+        <w:rPr>
+          <w:color w:val="EE0000"/>
+        </w:rPr>
         <w:t>redicados</w:t>
       </w:r>
       <w:r>
+        <w:rPr>
+          <w:color w:val="EE0000"/>
+        </w:rPr>
         <w:t xml:space="preserve"> e</w:t>
       </w:r>
       <w:r>
+        <w:rPr>
+          <w:color w:val="EE0000"/>
+        </w:rPr>
         <w:t xml:space="preserve"> </w:t>
       </w:r>
       <w:r>
+        <w:rPr>
+          <w:color w:val="EE0000"/>
+        </w:rPr>
         <w:t>U</w:t>
       </w:r>
       <w:r>
+        <w:rPr>
+          <w:color w:val="EE0000"/>
+        </w:rPr>
         <w:t xml:space="preserve">niverso </w:t>
       </w:r>
     </w:p>
@@ -610,20 +648,38 @@
           <w:numId w:val="7"/>
         </w:numPr>
         <w:spacing w:after="0"/>
-      </w:pPr>
-      <w:r>
+        <w:rPr>
+          <w:color w:val="EE0000"/>
+        </w:rPr>
+      </w:pPr>
+      <w:r>
+        <w:rPr>
+          <w:color w:val="EE0000"/>
+        </w:rPr>
         <w:t>Q</w:t>
       </w:r>
       <w:r>
+        <w:rPr>
+          <w:color w:val="EE0000"/>
+        </w:rPr>
         <w:t>uantificadores</w:t>
       </w:r>
       <w:r>
+        <w:rPr>
+          <w:color w:val="EE0000"/>
+        </w:rPr>
         <w:t xml:space="preserve"> e </w:t>
       </w:r>
       <w:r>
+        <w:rPr>
+          <w:color w:val="EE0000"/>
+        </w:rPr>
         <w:t>N</w:t>
       </w:r>
       <w:r>
+        <w:rPr>
+          <w:color w:val="EE0000"/>
+        </w:rPr>
         <w:t xml:space="preserve">egação de quantificadores </w:t>
       </w:r>
     </w:p>
@@ -635,21 +691,39 @@
           <w:numId w:val="14"/>
         </w:numPr>
         <w:spacing w:after="0"/>
-      </w:pPr>
-      <w:r>
+        <w:rPr>
+          <w:color w:val="EE0000"/>
+        </w:rPr>
+      </w:pPr>
+      <w:r>
+        <w:rPr>
+          <w:color w:val="EE0000"/>
+        </w:rPr>
         <w:t xml:space="preserve">Demonstração </w:t>
       </w:r>
       <w:r>
+        <w:rPr>
+          <w:color w:val="EE0000"/>
+        </w:rPr>
         <w:t>D</w:t>
       </w:r>
       <w:r>
+        <w:rPr>
+          <w:color w:val="EE0000"/>
+        </w:rPr>
         <w:t>ireta</w:t>
       </w:r>
       <w:r>
+        <w:rPr>
+          <w:color w:val="EE0000"/>
+        </w:rPr>
         <w:t xml:space="preserve"> e </w:t>
       </w:r>
       <w:proofErr w:type="spellStart"/>
       <w:r>
+        <w:rPr>
+          <w:color w:val="EE0000"/>
+        </w:rPr>
         <w:t>Contrapositiva</w:t>
       </w:r>
       <w:proofErr w:type="spellEnd"/>
@@ -660,6 +734,7 @@
         <w:rPr>
           <w:b/>
           <w:bCs/>
+          <w:color w:val="EE0000"/>
         </w:rPr>
       </w:pPr>
     </w:p>
@@ -669,12 +744,14 @@
         <w:rPr>
           <w:b/>
           <w:bCs/>
-        </w:rPr>
-      </w:pPr>
-      <w:r>
-        <w:rPr>
-          <w:b/>
-          <w:bCs/>
+          <w:color w:val="EE0000"/>
+        </w:rPr>
+      </w:pPr>
+      <w:r>
+        <w:rPr>
+          <w:b/>
+          <w:bCs/>
+          <w:color w:val="EE0000"/>
         </w:rPr>
         <w:t xml:space="preserve">Unidade </w:t>
       </w:r>
@@ -682,6 +759,7 @@
         <w:rPr>
           <w:b/>
           <w:bCs/>
+          <w:color w:val="EE0000"/>
         </w:rPr>
         <w:t>7</w:t>
       </w:r>
@@ -689,6 +767,7 @@
         <w:rPr>
           <w:b/>
           <w:bCs/>
+          <w:color w:val="EE0000"/>
         </w:rPr>
         <w:t xml:space="preserve"> — Conjuntos</w:t>
       </w:r>
@@ -696,6 +775,9 @@
     <w:p>
       <w:pPr>
         <w:spacing w:after="0"/>
+        <w:rPr>
+          <w:color w:val="EE0000"/>
+        </w:rPr>
       </w:pPr>
     </w:p>
     <w:p>
@@ -706,11 +788,20 @@
           <w:numId w:val="13"/>
         </w:numPr>
         <w:spacing w:after="0"/>
-      </w:pPr>
-      <w:r>
+        <w:rPr>
+          <w:color w:val="EE0000"/>
+        </w:rPr>
+      </w:pPr>
+      <w:r>
+        <w:rPr>
+          <w:color w:val="EE0000"/>
+        </w:rPr>
         <w:t>C</w:t>
       </w:r>
       <w:r>
+        <w:rPr>
+          <w:color w:val="EE0000"/>
+        </w:rPr>
         <w:t>onjuntos</w:t>
       </w:r>
     </w:p>
@@ -722,11 +813,20 @@
           <w:numId w:val="13"/>
         </w:numPr>
         <w:spacing w:after="0"/>
-      </w:pPr>
-      <w:r>
+        <w:rPr>
+          <w:color w:val="EE0000"/>
+        </w:rPr>
+      </w:pPr>
+      <w:r>
+        <w:rPr>
+          <w:color w:val="EE0000"/>
+        </w:rPr>
         <w:t>S</w:t>
       </w:r>
       <w:r>
+        <w:rPr>
+          <w:color w:val="EE0000"/>
+        </w:rPr>
         <w:t>ubconjuntos</w:t>
       </w:r>
     </w:p>
@@ -738,8 +838,14 @@
           <w:numId w:val="13"/>
         </w:numPr>
         <w:spacing w:after="0"/>
-      </w:pPr>
-      <w:r>
+        <w:rPr>
+          <w:color w:val="EE0000"/>
+        </w:rPr>
+      </w:pPr>
+      <w:r>
+        <w:rPr>
+          <w:color w:val="EE0000"/>
+        </w:rPr>
         <w:t>Operações em conjuntos</w:t>
       </w:r>
     </w:p>
@@ -754,12 +860,19 @@
         <w:rPr>
           <w:b/>
           <w:bCs/>
-        </w:rPr>
-      </w:pPr>
-      <w:r>
+          <w:color w:val="EE0000"/>
+        </w:rPr>
+      </w:pPr>
+      <w:r>
+        <w:rPr>
+          <w:color w:val="EE0000"/>
+        </w:rPr>
         <w:t>P</w:t>
       </w:r>
       <w:r>
+        <w:rPr>
+          <w:color w:val="EE0000"/>
+        </w:rPr>
         <w:t xml:space="preserve">roduto cartesiano </w:t>
       </w:r>
     </w:p>
@@ -778,12 +891,14 @@
         <w:rPr>
           <w:b/>
           <w:bCs/>
-        </w:rPr>
-      </w:pPr>
-      <w:r>
-        <w:rPr>
-          <w:b/>
-          <w:bCs/>
+          <w:color w:val="EE0000"/>
+        </w:rPr>
+      </w:pPr>
+      <w:r>
+        <w:rPr>
+          <w:b/>
+          <w:bCs/>
+          <w:color w:val="EE0000"/>
         </w:rPr>
         <w:lastRenderedPageBreak/>
         <w:t xml:space="preserve">Unidade </w:t>
@@ -792,6 +907,7 @@
         <w:rPr>
           <w:b/>
           <w:bCs/>
+          <w:color w:val="EE0000"/>
         </w:rPr>
         <w:t>8</w:t>
       </w:r>
@@ -799,6 +915,7 @@
         <w:rPr>
           <w:b/>
           <w:bCs/>
+          <w:color w:val="EE0000"/>
         </w:rPr>
         <w:t xml:space="preserve"> — Relações</w:t>
       </w:r>
@@ -811,20 +928,38 @@
           <w:numId w:val="11"/>
         </w:numPr>
         <w:spacing w:after="0"/>
-      </w:pPr>
-      <w:r>
+        <w:rPr>
+          <w:color w:val="EE0000"/>
+        </w:rPr>
+      </w:pPr>
+      <w:r>
+        <w:rPr>
+          <w:color w:val="EE0000"/>
+        </w:rPr>
         <w:t>R</w:t>
       </w:r>
       <w:r>
+        <w:rPr>
+          <w:color w:val="EE0000"/>
+        </w:rPr>
         <w:t>elações</w:t>
       </w:r>
       <w:r>
+        <w:rPr>
+          <w:color w:val="EE0000"/>
+        </w:rPr>
         <w:t xml:space="preserve"> e suas </w:t>
       </w:r>
       <w:r>
+        <w:rPr>
+          <w:color w:val="EE0000"/>
+        </w:rPr>
         <w:t>P</w:t>
       </w:r>
       <w:r>
+        <w:rPr>
+          <w:color w:val="EE0000"/>
+        </w:rPr>
         <w:t>ropriedades</w:t>
       </w:r>
     </w:p>
@@ -836,8 +971,14 @@
           <w:numId w:val="11"/>
         </w:numPr>
         <w:spacing w:after="0"/>
-      </w:pPr>
-      <w:r>
+        <w:rPr>
+          <w:color w:val="EE0000"/>
+        </w:rPr>
+      </w:pPr>
+      <w:r>
+        <w:rPr>
+          <w:color w:val="EE0000"/>
+        </w:rPr>
         <w:t>Relações de Ordem e Equivalência</w:t>
       </w:r>
     </w:p>
@@ -849,17 +990,29 @@
           <w:numId w:val="11"/>
         </w:numPr>
         <w:spacing w:after="0"/>
-      </w:pPr>
-      <w:r>
+        <w:rPr>
+          <w:color w:val="EE0000"/>
+        </w:rPr>
+      </w:pPr>
+      <w:r>
+        <w:rPr>
+          <w:color w:val="EE0000"/>
+        </w:rPr>
         <w:t>O</w:t>
       </w:r>
       <w:r>
+        <w:rPr>
+          <w:color w:val="EE0000"/>
+        </w:rPr>
         <w:t>rdem parcial</w:t>
       </w:r>
     </w:p>
     <w:p>
       <w:pPr>
         <w:spacing w:after="0"/>
+        <w:rPr>
+          <w:color w:val="EE0000"/>
+        </w:rPr>
       </w:pPr>
     </w:p>
     <w:p>
@@ -868,12 +1021,14 @@
         <w:rPr>
           <w:b/>
           <w:bCs/>
-        </w:rPr>
-      </w:pPr>
-      <w:r>
-        <w:rPr>
-          <w:b/>
-          <w:bCs/>
+          <w:color w:val="EE0000"/>
+        </w:rPr>
+      </w:pPr>
+      <w:r>
+        <w:rPr>
+          <w:b/>
+          <w:bCs/>
+          <w:color w:val="EE0000"/>
         </w:rPr>
         <w:t xml:space="preserve">Unidade </w:t>
       </w:r>
@@ -881,6 +1036,7 @@
         <w:rPr>
           <w:b/>
           <w:bCs/>
+          <w:color w:val="EE0000"/>
         </w:rPr>
         <w:t>9</w:t>
       </w:r>
@@ -888,6 +1044,7 @@
         <w:rPr>
           <w:b/>
           <w:bCs/>
+          <w:color w:val="EE0000"/>
         </w:rPr>
         <w:t xml:space="preserve"> — Funções</w:t>
       </w:r>
@@ -900,11 +1057,20 @@
           <w:numId w:val="12"/>
         </w:numPr>
         <w:spacing w:after="0"/>
-      </w:pPr>
-      <w:r>
+        <w:rPr>
+          <w:color w:val="EE0000"/>
+        </w:rPr>
+      </w:pPr>
+      <w:r>
+        <w:rPr>
+          <w:color w:val="EE0000"/>
+        </w:rPr>
         <w:t>D</w:t>
       </w:r>
       <w:r>
+        <w:rPr>
+          <w:color w:val="EE0000"/>
+        </w:rPr>
         <w:t>omínio</w:t>
       </w:r>
     </w:p>
@@ -916,11 +1082,20 @@
           <w:numId w:val="12"/>
         </w:numPr>
         <w:spacing w:after="0"/>
-      </w:pPr>
-      <w:r>
+        <w:rPr>
+          <w:color w:val="EE0000"/>
+        </w:rPr>
+      </w:pPr>
+      <w:r>
+        <w:rPr>
+          <w:color w:val="EE0000"/>
+        </w:rPr>
         <w:t>C</w:t>
       </w:r>
       <w:r>
+        <w:rPr>
+          <w:color w:val="EE0000"/>
+        </w:rPr>
         <w:t>ontradomínio</w:t>
       </w:r>
     </w:p>
@@ -932,11 +1107,20 @@
           <w:numId w:val="12"/>
         </w:numPr>
         <w:spacing w:after="0"/>
-      </w:pPr>
-      <w:r>
+        <w:rPr>
+          <w:color w:val="EE0000"/>
+        </w:rPr>
+      </w:pPr>
+      <w:r>
+        <w:rPr>
+          <w:color w:val="EE0000"/>
+        </w:rPr>
         <w:t>I</w:t>
       </w:r>
       <w:r>
+        <w:rPr>
+          <w:color w:val="EE0000"/>
+        </w:rPr>
         <w:t>magem</w:t>
       </w:r>
     </w:p>
@@ -948,14 +1132,26 @@
           <w:numId w:val="12"/>
         </w:numPr>
         <w:spacing w:after="0"/>
-      </w:pPr>
-      <w:r>
+        <w:rPr>
+          <w:color w:val="EE0000"/>
+        </w:rPr>
+      </w:pPr>
+      <w:r>
+        <w:rPr>
+          <w:color w:val="EE0000"/>
+        </w:rPr>
         <w:t>F</w:t>
       </w:r>
       <w:r>
+        <w:rPr>
+          <w:color w:val="EE0000"/>
+        </w:rPr>
         <w:t>unções</w:t>
       </w:r>
       <w:r>
+        <w:rPr>
+          <w:color w:val="EE0000"/>
+        </w:rPr>
         <w:t xml:space="preserve"> e seus tipos</w:t>
       </w:r>
     </w:p>
@@ -3521,6 +3717,7 @@
   <w:style w:type="character" w:default="1" w:styleId="Fontepargpadro">
     <w:name w:val="Default Paragraph Font"/>
     <w:uiPriority w:val="1"/>
+    <w:semiHidden/>
     <w:unhideWhenUsed/>
   </w:style>
   <w:style w:type="table" w:default="1" w:styleId="Tabelanormal">
